--- a/secciones/riesgos/documento/Mallplaza_Investment_Risks_ES.docx
+++ b/secciones/riesgos/documento/Mallplaza_Investment_Risks_ES.docx
@@ -419,7 +419,7 @@
                 <w:sz w:val="16"/>
                 <w:szCs w:val="16"/>
               </w:rPr>
-              <w:t xml:space="preserve">El 79% de la deuda está en UF: una UF 3% más alta resta CLP 38.691 MM a la utilidad contable (Nota 26). Sobre el precio objetivo, en cambio, el efecto es levemente positivo: las rentas indexadas suman CLP 40,8 por acción y la mayor deuda en UF resta 17,7, con un neto de +23,1 (+1,1%) (Figura 26). El riesgo está en que un menor consumo impida traspasar la UF a las rentas: sin ese traspaso, la UF +3% resta 0,9% al precio objetivo. Un menor consumo también frena las nuevas líneas de negocio (Anexo [X]). </w:t>
+              <w:t xml:space="preserve">El 79% de la deuda está en UF: una UF 3% más alta resta CLP 38.691 MM a la utilidad contable (Nota 26). Sobre el precio objetivo, en cambio, el efecto es pequeño, porque las rentas indexadas suben con la inflación: una alza de 100 pb de la tasa larga nominal que venga toda de inflación esperada resta solo 0,3%; si viniera toda de tasa real, 12,0% (Figura 26). El riesgo está en que un menor consumo impida traspasar la inflación a las rentas: si solo se reajustara el 70% del flujo, el efecto de la inflación subiría a 1,0%. Un menor consumo también frena las nuevas líneas de negocio (Anexo [X]). </w:t>
             </w:r>
             <w:r>
               <w:rPr>
@@ -976,7 +976,7 @@
                 <w:sz w:val="11"/>
                 <w:szCs w:val="11"/>
               </w:rPr>
-              <w:t xml:space="preserve">Límites = mínimo y máximo histórico de cada variable: releases de resultados de Mallplaza 4T23–2T26 (margen EBITDA, ocupación, rentas y ventas en mismas tiendas, visitas) y EEFF (capex de mantención 2024 y UDM 2T26; rango de crecimiento de la tasación, Nota 11). WACC terminal 10,41% y g 3,0% constantes. Fuente: Mallplaza; análisis del equipo.</w:t>
+              <w:t xml:space="preserve">Límites = mínimo y máximo histórico de cada variable (releases de Mallplaza 4T23–2T26; EEFF para capex de mantención y tasación, Nota 11). WACC 10,41% y g 3,0% constantes. Fuente: Mallplaza; equipo.</w:t>
             </w:r>
           </w:p>
           <w:p>
@@ -1085,7 +1085,7 @@
                 <w:sz w:val="14"/>
                 <w:szCs w:val="14"/>
               </w:rPr>
-              <w:t xml:space="preserve">Sensibilidad del precio objetivo a un alza de la UF (CLP por acción)</w:t>
+              <w:t xml:space="preserve">Precio objetivo según la tasa larga y la parte de su alza que viene de inflación (CLP)</w:t>
             </w:r>
           </w:p>
           <w:p>
@@ -1095,7 +1095,7 @@
             <w:r>
               <w:drawing>
                 <wp:inline distT="0" distB="0" distL="0" distR="0">
-                  <wp:extent cx="2257425" cy="1276350"/>
+                  <wp:extent cx="2257425" cy="1514475"/>
                   <wp:effectExtent t="0" r="0" b="0" l="0"/>
                   <wp:docPr id="1" name="" descr="" title=""/>
                   <wp:cNvGraphicFramePr>
@@ -1120,7 +1120,7 @@
                         <pic:spPr bwMode="auto">
                           <a:xfrm>
                             <a:off x="0" y="0"/>
-                            <a:ext cx="2257425" cy="1276350"/>
+                            <a:ext cx="2257425" cy="1514475"/>
                           </a:xfrm>
                           <a:prstGeom prst="rect">
                             <a:avLst/>
@@ -1144,7 +1144,7 @@
                 <w:sz w:val="11"/>
                 <w:szCs w:val="11"/>
               </w:rPr>
-              <w:t xml:space="preserve">Alza de nivel de la UF desde 2027E; WACC y g constantes. Deuda: exposición neta en UF de la Nota 26. Utilidad: +3% reportado, resto extrapolado. Fuente: EEFF jun-26, Nota 26; equipo.</w:t>
+              <w:t xml:space="preserve">BCP a 10 años (base 6,25%); alza repartida entre tasa real e inflación; 85% del flujo indexado (supuesto del equipo). Fuente: BCCh; equipo.</w:t>
             </w:r>
           </w:p>
         </w:tc>

--- a/secciones/riesgos/documento/Mallplaza_Investment_Risks_ES.docx
+++ b/secciones/riesgos/documento/Mallplaza_Investment_Risks_ES.docx
@@ -159,7 +159,7 @@
                 <w:sz w:val="16"/>
                 <w:szCs w:val="16"/>
               </w:rPr>
-              <w:t xml:space="preserve">Caídas de margen EBITDA, rentas, tráfico u ocupación hacia sus mínimos históricos. El peor caso, un margen de 75,8%, reduce el valor DCF a CLP 1.671 (−10,0%), y el piso histórico del crecimiento de rentas en mismas tiendas lo lleva a CLP 1.782 (−4,0%) (Figura 24). </w:t>
+              <w:t xml:space="preserve">Caídas de margen EBITDA, rentas, tráfico u ocupación hacia sus mínimos históricos. El peor caso, un margen de 75,8%, reduce el valor DCF a CLP 1.669 (−10,2%), y el piso histórico del crecimiento de rentas en mismas tiendas lo lleva a CLP 1.783 (−4,1%) (Figura 24). Todas las palancas a la vez, con la WACC +100 pb, definen el escenario bear (precio objetivo CLP 1.542, −56,6% frente al precio). </w:t>
             </w:r>
             <w:r>
               <w:rPr>
@@ -233,7 +233,7 @@
                 <w:sz w:val="16"/>
                 <w:szCs w:val="16"/>
               </w:rPr>
-              <w:t xml:space="preserve">Las anclas, en su mayoría del grupo Falabella, atraen el flujo de visitas. Su reducción o salida bajaría las visitas y las rentas de las tiendas menores. El impacto va de −1,3% a −4,0% (Figura 24). </w:t>
+              <w:t xml:space="preserve">Las anclas, en su mayoría del grupo Falabella, atraen el flujo de visitas. Su reducción o salida bajaría las visitas y las rentas de las tiendas menores. El impacto va de −1,3% a −4,1% (Figura 24). </w:t>
             </w:r>
             <w:r>
               <w:rPr>
@@ -326,7 +326,7 @@
                 <w:sz w:val="16"/>
                 <w:szCs w:val="16"/>
               </w:rPr>
-              <w:t xml:space="preserve">Un alza de tasas largas elevaría la WACC y el costo de refinanciar la deuda y el pipeline. La probabilidad es alta: el UST 10Y pasó de 4,98% (Rf del modelo) a 5,22% al 8-oct-26, máximo en 24 años (desde 2002); la Fed subió su tasa en septiembre y las tasas largas locales también suben. Con WACC +50 pb y +100 pb, el precio objetivo cae 6,5% y 12,3% (Figura 25). </w:t>
+              <w:t xml:space="preserve">Un alza de tasas largas elevaría la WACC y el costo de refinanciar la deuda y el pipeline. La probabilidad es alta: el UST 10Y pasó de 4,98% (Rf del modelo) a 5,22% al 8-oct-26, máximo en 24 años (desde 2002); la Fed subió su tasa en septiembre y las tasas largas locales también suben. Con WACC nominal +50 pb y +100 pb, el precio objetivo cae 6,7% y 12,5% (Figura 25). </w:t>
             </w:r>
             <w:r>
               <w:rPr>
@@ -419,7 +419,7 @@
                 <w:sz w:val="16"/>
                 <w:szCs w:val="16"/>
               </w:rPr>
-              <w:t xml:space="preserve">El 79% de la deuda está en UF: una UF 3% más alta resta CLP 38.691 MM a la utilidad contable (Nota 26). Sobre el precio objetivo, en cambio, el efecto es pequeño, porque las rentas indexadas suben con la inflación: una alza de 100 pb de la tasa larga nominal que venga toda de inflación esperada resta solo 0,3%; si viniera toda de tasa real, 12,0% (Figura 26). El riesgo está en que un menor consumo impida traspasar la inflación a las rentas: si solo se reajustara el 70% del flujo, el efecto de la inflación subiría a 1,0%. Un menor consumo también frena las nuevas líneas de negocio (Anexo [X]). </w:t>
+              <w:t xml:space="preserve">El 79% de la deuda está en UF: una UF 3% más alta resta CLP 38.691 MM a la utilidad contable (Nota 26). Sobre el precio objetivo, en cambio, el efecto es pequeño, porque las rentas indexadas suben con la inflación: una alza de 100 pb de la tasa larga nominal que venga toda de inflación esperada resta solo 0,3%; si viniera toda de tasa real, 12,2% (Figura 26). El riesgo está en que un menor consumo impida traspasar la inflación a las rentas: si solo se reajustara el 70% del flujo, el efecto de la inflación subiría a 1,0%. Un menor consumo también frena las nuevas líneas de negocio (Anexo [X]). </w:t>
             </w:r>
             <w:r>
               <w:rPr>
@@ -660,7 +660,7 @@
                 <w:sz w:val="16"/>
                 <w:szCs w:val="16"/>
               </w:rPr>
-              <w:t xml:space="preserve">Falabella controla el 53,05% y arrienda espacios (Falabella, Sodimac, Tottus), lo que genera cuentas por cobrar con relacionadas. Fernando de Peña, gerente de Mallplaza por décadas, preside Falabella desde marzo de 2026. Contratos fuera de mercado afectarían directamente las rentas y el valor. </w:t>
+              <w:t xml:space="preserve">Falabella controla el 53,05% y arrienda espacios (Falabella, Sodimac, Tottus), lo que genera cuentas por cobrar con relacionadas. Fernando de Peña, gerente de Mallplaza por décadas, preside Falabella desde marzo de 2026. Contratos fuera de mercado afectarían directamente las rentas y el valor. Hay también un riesgo de asignación de capital: la expansión rinde menos que su costo (RONIC real de 5,3% frente a una WACC real de 7,2%), de modo que seguir creciendo beneficia a la utilidad contable y a un controlador con otros negocios en esos malls más que al minoritario (por verificar; ver Valuación). </w:t>
             </w:r>
             <w:r>
               <w:rPr>
@@ -771,7 +771,7 @@
                 <w:sz w:val="16"/>
                 <w:szCs w:val="16"/>
               </w:rPr>
-              <w:t xml:space="preserve">agendas pro inversión. En Chile, Kast promulgó la Ley de Reconstrucción (9-oct-26), que baja el impuesto corporativo de 27% a 23% en forma gradual desde 2027 (Emol, 9-oct-26), S&amp;P reafirmó la calificación A estable y la Ley 21.770 (sep-25) acorta los permisos. En Perú, el alza del salario mínimo a S/ 1.300 y la duplicación de Pensión 65 apoyan el consumo (Infobae, 28-jul-26). Colombia aporta solo ~11% de los ingresos. El modelo mantiene 27%: la rebaja en Chile sumaría ~3,9% al precio objetivo.</w:t>
+              <w:t xml:space="preserve">agendas pro inversión. En Chile, Kast promulgó la Ley de Reconstrucción (9-oct-26), que baja el impuesto corporativo de 27% a 23% en forma gradual desde 2027 (Emol, 9-oct-26), S&amp;P reafirmó la calificación A estable y la Ley 21.770 (sep-25) acorta los permisos. En Perú, el alza del salario mínimo a S/ 1.300 y la duplicación de Pensión 65 apoyan el consumo (Infobae, 28-jul-26). Colombia aporta solo ~11% de los ingresos. El modelo mantiene 27%: la rebaja en Chile sumaría ~5,2% al precio objetivo.</w:t>
             </w:r>
           </w:p>
         </w:tc>
